--- a/final-version-doc/files/3_QA_Defense_Prep_Guide.docx
+++ b/final-version-doc/files/3_QA_Defense_Prep_Guide.docx
@@ -725,7 +725,7 @@
         <w:ind w:left="576"/>
       </w:pPr>
       <w:r>
-        <w:t>Substantially yes — and I ran the experiment that establishes it rather than waiting to be asked. A categorical-only model, given nothing but repository, workflow, branch and trigger, outperforms my full model on every metric. The mechanism is visible in the data: failure rates vary 38-fold across the eighteen projects, from zero for elastic/elasticsearch, which contributes 600 runs and not one failure, to 38.3 percent for prisma/prisma. A one-hot encoding of repository identity therefore encodes a strong prior before any property of the individual commit is consulted. I report this as a finding rather than a failure, because it tells you what the useful deployment is: project-level and workflow-level triage, not per-commit advice to a developer. It also bounds the claim honestly — the system cannot distinguish two commits to the same repository on the same branch.</w:t>
+        <w:t>Substantially yes — and I ran the experiment that establishes it rather than waiting to be asked. A categorical-only model, given nothing but repository, workflow, branch and trigger, outperforms my full model on every metric. The mechanism is visible in the data: the failure rate ranges from 0.0 percent for elastic/elasticsearch, which contributes 600 runs and not one failure, to 38.3 percent for prisma/prisma — an elevenfold spread across the seventeen repositories that fail at all, from 3.5 percent for ruby/ruby to 38.3 percent for prisma/prisma. A one-hot encoding of repository identity therefore encodes a strong prior before any property of the individual commit is consulted. I report this as a finding rather than a failure, because it tells you what the useful deployment is: project-level and workflow-level triage, not per-commit advice to a developer. It also bounds the claim honestly — the system cannot distinguish two commits to the same repository on the same branch.</w:t>
       </w:r>
     </w:p>
     <w:p>
@@ -1665,7 +1665,7 @@
               <w:rPr>
                 <w:sz w:val="18"/>
               </w:rPr>
-              <w:t>38× (0.0% إلى 38.3%)</w:t>
+              <w:t>0.0% → 38.3% (١١ ضعف بين المشاريع اللي بتفشل)</w:t>
             </w:r>
           </w:p>
         </w:tc>

--- a/final-version-doc/files/3_QA_Defense_Prep_Guide.docx
+++ b/final-version-doc/files/3_QA_Defense_Prep_Guide.docx
@@ -1666,6 +1666,44 @@
                 <w:sz w:val="18"/>
               </w:rPr>
               <w:t>0.0% → 38.3% (١١ ضعف بين المشاريع اللي بتفشل)</w:t>
+            </w:r>
+          </w:p>
+        </w:tc>
+      </w:tr>
+      <w:tr>
+        <w:tc>
+          <w:tcPr>
+            <w:tcW w:type="dxa" w:w="4680"/>
+          </w:tcPr>
+          <w:p>
+            <w:r>
+              <w:rPr>
+                <w:sz w:val="18"/>
+              </w:rPr>
+            </w:r>
+            <w:r>
+              <w:rPr>
+                <w:sz w:val="18"/>
+              </w:rPr>
+              <w:t>elasticsearch — docs/checksum share of its runs</w:t>
+            </w:r>
+          </w:p>
+        </w:tc>
+        <w:tc>
+          <w:tcPr>
+            <w:tcW w:type="dxa" w:w="4680"/>
+          </w:tcPr>
+          <w:p>
+            <w:r>
+              <w:rPr>
+                <w:sz w:val="18"/>
+              </w:rPr>
+            </w:r>
+            <w:r>
+              <w:rPr>
+                <w:sz w:val="18"/>
+              </w:rPr>
+              <w:t>591 / 600 (98%)</w:t>
             </w:r>
           </w:p>
         </w:tc>
